--- a/Семинар_3.docx
+++ b/Семинар_3.docx
@@ -746,7 +746,6 @@
           <w:b/>
           <w:sz w:val="32"/>
           <w:szCs w:val="28"/>
-          <w:lang w:val="en-US"/>
         </w:rPr>
       </w:pPr>
       <w:r>
@@ -767,7 +766,6 @@
         <w:rPr>
           <w:sz w:val="28"/>
           <w:szCs w:val="28"/>
-          <w:lang w:val="en-US"/>
         </w:rPr>
         <w:t>6</w:t>
       </w:r>
@@ -786,12 +784,16 @@
           <w:numId w:val="1"/>
         </w:numPr>
         <w:rPr>
-          <w:i/>
-        </w:rPr>
-      </w:pPr>
-      <w:r>
-        <w:rPr>
-          <w:i/>
+          <w:b/>
+          <w:bCs/>
+          <w:iCs/>
+        </w:rPr>
+      </w:pPr>
+      <w:r>
+        <w:rPr>
+          <w:b/>
+          <w:bCs/>
+          <w:iCs/>
         </w:rPr>
         <w:lastRenderedPageBreak/>
         <w:t>Опишите своими словами как происходит управление процессами в ОС (6-7 предложений)</w:t>
@@ -877,6 +879,7 @@
         <w:t>Так операционная система умело управляет всеми вашими программами, чтобы они не мешали друг другу и работали быстро и удобно.</w:t>
       </w:r>
     </w:p>
+    <w:p/>
     <w:p>
       <w:pPr>
         <w:numPr>
@@ -884,12 +887,16 @@
           <w:numId w:val="1"/>
         </w:numPr>
         <w:rPr>
-          <w:i/>
-        </w:rPr>
-      </w:pPr>
-      <w:r>
-        <w:rPr>
-          <w:i/>
+          <w:b/>
+          <w:bCs/>
+          <w:iCs/>
+        </w:rPr>
+      </w:pPr>
+      <w:r>
+        <w:rPr>
+          <w:b/>
+          <w:bCs/>
+          <w:iCs/>
         </w:rPr>
         <w:t>Чем отличаются внешние прерывания от внутренних и программных в механизме прерываний (своими словами)?</w:t>
       </w:r>
@@ -927,6 +934,7 @@
         <w:t xml:space="preserve"> — это специальная команда, встроенная в программу, которая специально запрашивает помощь операционной системы (например, чтение файла или открытие окна). Приложение само вызывает прерывание, чтобы обратиться к ресурсам ОС.</w:t>
       </w:r>
     </w:p>
+    <w:p/>
     <w:p>
       <w:pPr>
         <w:numPr>
@@ -934,12 +942,16 @@
           <w:numId w:val="1"/>
         </w:numPr>
         <w:rPr>
-          <w:i/>
-        </w:rPr>
-      </w:pPr>
-      <w:r>
-        <w:rPr>
-          <w:i/>
+          <w:b/>
+          <w:bCs/>
+          <w:iCs/>
+        </w:rPr>
+      </w:pPr>
+      <w:r>
+        <w:rPr>
+          <w:b/>
+          <w:bCs/>
+          <w:iCs/>
         </w:rPr>
         <w:t>Назначение программ пейджинга, фрагментации и сегментации памяти</w:t>
       </w:r>
@@ -1021,8 +1033,6 @@
     <w:p/>
     <w:p/>
     <w:p/>
-    <w:p/>
-    <w:p/>
     <w:p>
       <w:pPr>
         <w:numPr>
@@ -1030,12 +1040,16 @@
           <w:numId w:val="1"/>
         </w:numPr>
         <w:rPr>
-          <w:i/>
-        </w:rPr>
-      </w:pPr>
-      <w:r>
-        <w:rPr>
-          <w:i/>
+          <w:b/>
+          <w:bCs/>
+          <w:iCs/>
+        </w:rPr>
+      </w:pPr>
+      <w:r>
+        <w:rPr>
+          <w:b/>
+          <w:bCs/>
+          <w:iCs/>
         </w:rPr>
         <w:lastRenderedPageBreak/>
         <w:t>Заполните таблицу:</w:t>
@@ -2093,6 +2107,7 @@
   <w:style w:type="character" w:default="1" w:styleId="a0">
     <w:name w:val="Default Paragraph Font"/>
     <w:uiPriority w:val="1"/>
+    <w:semiHidden/>
     <w:unhideWhenUsed/>
   </w:style>
   <w:style w:type="table" w:default="1" w:styleId="a1">
